--- a/docs/הגשה סופית/1 - מסמך אפיון מוצר - Runi.docx
+++ b/docs/הגשה סופית/1 - מסמך אפיון מוצר - Runi.docx
@@ -4042,7 +4042,7 @@
       </w:pPr>
       <w:r>
         <w:rPr/>
-        <w:t xml:space="preserve">הכלל לא היה מובן מאליו — סריקה שיטתית מצאה ותיקנה 47 מספרים שהוצגו כאילו היו אמיתיים (ראו מסמך אפיון בדיקות, §8).</w:t>
+        <w:t xml:space="preserve">הכלל לא היה מובן מאליו — סריקה שיטתית מצאה ותיקנה 47 מספרים שהוצגו כאילו היו אמיתיים (ראו מסמך אפיון בדיקות, סעיף 8).</w:t>
       </w:r>
     </w:p>
     <w:p>
@@ -4990,7 +4990,7 @@
                 <w:sz w:val="19"/>
                 <w:szCs w:val="19"/>
               </w:rPr>
-              <w:t xml:space="preserve">שלושה מקורות, ואף אחד מהם לא מודל שפה: תבניות (מדע אימון מקודד), נתונים (TRIMP, CTL/ATL/TSB, ACWR, ציון מוכנות) ושאילתה (Ask Runi מרכיב תשובה מערכים שכבר חושבו). ההסבר מחושב, לא נוצר — ומכאן השם Run with Intelligence. פירוט: מסמך תכנון טכני, §6.</w:t>
+              <w:t xml:space="preserve">שלושה מקורות, ואף אחד מהם לא מודל שפה: תבניות (מדע אימון מקודד), נתונים (TRIMP, CTL/ATL/TSB, ACWR, ציון מוכנות) ושאילתה (Ask Runi מרכיב תשובה מערכים שכבר חושבו). ההסבר מחושב, לא נוצר — ומכאן השם Run with Intelligence. פירוט: מסמך תכנון טכני, סעיף 6.</w:t>
             </w:r>
           </w:p>
         </w:tc>

--- a/docs/הגשה סופית/1 - מסמך אפיון מוצר - Runi.docx
+++ b/docs/הגשה סופית/1 - מסמך אפיון מוצר - Runi.docx
@@ -5213,7 +5213,7 @@
                 <w:sz w:val="19"/>
                 <w:szCs w:val="19"/>
               </w:rPr>
-              <w:t>חיבור ישיר Garmin · Apple Health · Polar · Coros</w:t>
+              <w:t>חיבור ישיר Garmin · Apple Health · Polar · Coros · Strava</w:t>
             </w:r>
           </w:p>
         </w:tc>
@@ -5418,6 +5418,124 @@
                 <w:szCs w:val="19"/>
               </w:rPr>
               <w:t>מסלול הרחבה עתידי</w:t>
+            </w:r>
+          </w:p>
+        </w:tc>
+      </w:tr>
+      <w:tr>
+        <w:trPr>
+          <w:cantSplit/>
+        </w:trPr>
+        <w:tc>
+          <w:tcPr>
+            <w:tcW w:w="4680" w:type="dxa"/>
+            <w:tcMar>
+              <w:top w:w="90" w:type="dxa"/>
+              <w:left w:w="120" w:type="dxa"/>
+              <w:bottom w:w="90" w:type="dxa"/>
+              <w:right w:w="120" w:type="dxa"/>
+            </w:tcMar>
+            <w:vAlign w:val="center"/>
+          </w:tcPr>
+          <w:p>
+            <w:pPr>
+              <w:keepNext/>
+              <w:keepLines/>
+              <w:spacing w:line="260" w:lineRule="auto"/>
+              <w:jc w:val="center"/>
+            </w:pPr>
+            <w:r>
+              <w:rPr>
+                <w:sz w:val="19"/>
+                <w:szCs w:val="19"/>
+              </w:rPr>
+              <w:t xml:space="preserve">כניסה עם Google / Apple</w:t>
+            </w:r>
+          </w:p>
+        </w:tc>
+        <w:tc>
+          <w:tcPr>
+            <w:tcW w:w="4680" w:type="dxa"/>
+            <w:tcMar>
+              <w:top w:w="90" w:type="dxa"/>
+              <w:left w:w="120" w:type="dxa"/>
+              <w:bottom w:w="90" w:type="dxa"/>
+              <w:right w:w="120" w:type="dxa"/>
+            </w:tcMar>
+            <w:vAlign w:val="center"/>
+          </w:tcPr>
+          <w:p>
+            <w:pPr>
+              <w:keepNext/>
+              <w:keepLines/>
+              <w:spacing w:line="260" w:lineRule="auto"/>
+              <w:jc w:val="center"/>
+            </w:pPr>
+            <w:r>
+              <w:rPr>
+                <w:sz w:val="19"/>
+                <w:szCs w:val="19"/>
+              </w:rPr>
+              <w:t xml:space="preserve">הכפתורים במסך הכניסה קיימים ואומרים "עדיין לא מוכן" בלחיצה; הכניסה היום במייל וסיסמה. דורש רישום אפליקציית OAuth אצל שני הספקים</w:t>
+            </w:r>
+          </w:p>
+        </w:tc>
+      </w:tr>
+      <w:tr>
+        <w:trPr>
+          <w:cantSplit/>
+        </w:trPr>
+        <w:tc>
+          <w:tcPr>
+            <w:tcW w:w="4680" w:type="dxa"/>
+            <w:tcMar>
+              <w:top w:w="90" w:type="dxa"/>
+              <w:left w:w="120" w:type="dxa"/>
+              <w:bottom w:w="90" w:type="dxa"/>
+              <w:right w:w="120" w:type="dxa"/>
+            </w:tcMar>
+            <w:vAlign w:val="center"/>
+          </w:tcPr>
+          <w:p>
+            <w:pPr>
+              <w:keepNext/>
+              <w:keepLines/>
+              <w:spacing w:line="260" w:lineRule="auto"/>
+              <w:jc w:val="center"/>
+            </w:pPr>
+            <w:r>
+              <w:rPr>
+                <w:sz w:val="19"/>
+                <w:szCs w:val="19"/>
+              </w:rPr>
+              <w:t xml:space="preserve">אישור לפני שינוי בתוכנית</w:t>
+            </w:r>
+          </w:p>
+        </w:tc>
+        <w:tc>
+          <w:tcPr>
+            <w:tcW w:w="4680" w:type="dxa"/>
+            <w:tcMar>
+              <w:top w:w="90" w:type="dxa"/>
+              <w:left w:w="120" w:type="dxa"/>
+              <w:bottom w:w="90" w:type="dxa"/>
+              <w:right w:w="120" w:type="dxa"/>
+            </w:tcMar>
+            <w:vAlign w:val="center"/>
+          </w:tcPr>
+          <w:p>
+            <w:pPr>
+              <w:keepNext/>
+              <w:keepLines/>
+              <w:spacing w:line="260" w:lineRule="auto"/>
+              <w:jc w:val="center"/>
+            </w:pPr>
+            <w:r>
+              <w:rPr>
+                <w:sz w:val="19"/>
+                <w:szCs w:val="19"/>
+              </w:rPr>
+              <w:t xml:space="preserve">היום המנוע מקטין ומחזיר אימונים אוטומטית, והזזת שבוע אחרי פספוסים מופקת כהמלצה בלבד. בגרסה הבאה המנוע יציע — והרץ או המאמן יאשרו — לפני שהתוכנית זזה</w:t>
             </w:r>
           </w:p>
         </w:tc>
@@ -5484,14 +5602,8 @@
         <w:spacing w:after="80" w:line="300" w:lineRule="auto"/>
       </w:pPr>
       <w:r>
-        <w:rPr>
-          <w:b/>
-          <w:bCs/>
-        </w:rPr>
-        <w:t>835 בדיקות אוטומטיות</w:t>
-      </w:r>
-      <w:r>
-        <w:t xml:space="preserve"> ב-57 קבצים</w:t>
+        <w:rPr/>
+        <w:t xml:space="preserve">842 בדיקות אוטומטיות ב-57 קבצים</w:t>
       </w:r>
     </w:p>
     <w:p>
